--- a/word_reports/LP_0087_위치_457_Bob Dylan_The Freewheelin.docx
+++ b/word_reports/LP_0087_위치_457_Bob Dylan_The Freewheelin.docx
@@ -4,7 +4,7 @@
   <w:body>
     <w:p>
       <w:pPr>
-        <w:spacing w:after="280"/>
+        <w:spacing w:after="80"/>
       </w:pPr>
       <w:r>
         <w:rPr w:rFonts="맑은 고딕">
@@ -13,94 +13,47 @@
           <w:color w:val="1E3A8A"/>
           <w:sz w:val="30"/>
         </w:rPr>
-        <w:t>[457] Bob Dylan - The Freewheelin' Bob Dylan</w:t>
+        <w:t>Bob Dylan (밥 딜런) - The Freewheelin' Bob Dylan</w:t>
       </w:r>
     </w:p>
     <w:p>
       <w:pPr>
-        <w:spacing w:after="320"/>
+        <w:spacing w:after="240"/>
       </w:pPr>
       <w:r>
         <w:rPr w:rFonts="맑은 고딕">
           <w:rFonts w:ascii="맑은 고딕" w:hAnsi="맑은 고딕" w:eastAsia="맑은 고딕"/>
           <w:b/>
-          <w:sz w:val="20"/>
+          <w:color w:val="4B5563"/>
+          <w:sz w:val="22"/>
         </w:rPr>
-        <w:t>■ 위치 : 457</w:t>
-        <w:br/>
-      </w:r>
-      <w:r>
-        <w:rPr w:rFonts="맑은 고딕">
-          <w:rFonts w:ascii="맑은 고딕" w:hAnsi="맑은 고딕" w:eastAsia="맑은 고딕"/>
-          <w:b/>
-          <w:sz w:val="20"/>
-        </w:rPr>
-        <w:t>■ 아티스트 : Bob Dylan</w:t>
-        <w:br/>
-      </w:r>
-      <w:r>
-        <w:rPr w:rFonts="맑은 고딕">
-          <w:rFonts w:ascii="맑은 고딕" w:hAnsi="맑은 고딕" w:eastAsia="맑은 고딕"/>
-          <w:b/>
-          <w:sz w:val="20"/>
-        </w:rPr>
-        <w:t>■ 앨범명 : The Freewheelin' Bob Dylan</w:t>
-        <w:br/>
-      </w:r>
-      <w:r>
-        <w:rPr w:rFonts="맑은 고딕">
-          <w:rFonts w:ascii="맑은 고딕" w:hAnsi="맑은 고딕" w:eastAsia="맑은 고딕"/>
-          <w:b w:val="0"/>
-          <w:sz w:val="20"/>
-        </w:rPr>
-        <w:t>■ 음반 레이블 : Columbia Records</w:t>
-        <w:br/>
-      </w:r>
-      <w:r>
-        <w:rPr w:rFonts="맑은 고딕">
-          <w:rFonts w:ascii="맑은 고딕" w:hAnsi="맑은 고딕" w:eastAsia="맑은 고딕"/>
-          <w:b w:val="0"/>
-          <w:sz w:val="20"/>
-        </w:rPr>
-        <w:t>■ 발매년도 : 1963</w:t>
-        <w:br/>
-      </w:r>
-      <w:r>
-        <w:rPr w:rFonts="맑은 고딕">
-          <w:rFonts w:ascii="맑은 고딕" w:hAnsi="맑은 고딕" w:eastAsia="맑은 고딕"/>
-          <w:b w:val="0"/>
-          <w:sz w:val="20"/>
-        </w:rPr>
-        <w:t>■ 장르 : 포크 (Folk), 아쿠스틱 포크 (Acoustic Folk), 프로테스트 송 (Protest Song)</w:t>
-        <w:br/>
-      </w:r>
-      <w:r>
-        <w:rPr w:rFonts="맑은 고딕">
-          <w:rFonts w:ascii="맑은 고딕" w:hAnsi="맑은 고딕" w:eastAsia="맑은 고딕"/>
-          <w:b w:val="0"/>
-          <w:sz w:val="20"/>
-        </w:rPr>
-        <w:t>■ 주요 수록곡 : 1. Blowin' in the Wind</w:t>
-        <w:br/>
+        <w:t>위치 :  457</w:t>
       </w:r>
     </w:p>
     <w:p>
       <w:pPr>
-        <w:spacing w:after="160"/>
+        <w:spacing w:line="324" w:lineRule="auto" w:before="80" w:after="160"/>
       </w:pPr>
       <w:r>
         <w:rPr w:rFonts="맑은 고딕">
           <w:rFonts w:ascii="맑은 고딕" w:hAnsi="맑은 고딕" w:eastAsia="맑은 고딕"/>
           <w:b/>
           <w:color w:val="1F2937"/>
-          <w:sz w:val="24"/>
+          <w:sz w:val="22"/>
         </w:rPr>
-        <w:t>■ 음반 해설 및 감상 가이드</w:t>
+        <w:t xml:space="preserve">[음반 소개] </w:t>
+      </w:r>
+      <w:r>
+        <w:rPr w:rFonts="맑은 고딕">
+          <w:rFonts w:ascii="맑은 고딕" w:hAnsi="맑은 고딕" w:eastAsia="맑은 고딕"/>
+          <w:b w:val="0"/>
+          <w:sz w:val="21"/>
+        </w:rPr>
       </w:r>
     </w:p>
     <w:p>
       <w:pPr>
-        <w:spacing w:line="312" w:lineRule="auto" w:after="120"/>
+        <w:spacing w:line="324" w:lineRule="auto" w:after="120"/>
       </w:pPr>
       <w:r>
         <w:rPr w:rFonts="맑은 고딕">
@@ -108,51 +61,516 @@
           <w:b w:val="0"/>
           <w:sz w:val="21"/>
         </w:rPr>
-        <w:t>1963년 발매된 밥 딜런(Bob Dylan)의 두 번째 정규 앨범 《The Freewheelin' Bob Dylan》은 단순한 포크 음반을 넘어 1960년대 미국 대중문화와 청년 문화의 지형을 근본적으로 바꾼 역사적 금자탑입니다. 전통 포크 커버곡 위주였던 데뷔 앨범의 부진을 뒤로하고, 대부분을 세련된 자작곡으로 채워 넣은 이 음반은 청년 딜런을 단숨에 ‘시대의 대변자’이자 시대의 양심을 노래하는 시인의 반열에 올려놓았습니다. 눈 내린 뉴욕 그리니치 빌리지의 거리를 연인 수지 로토로(Suze Rotolo)와 다정하게 걷는 앨범 커버는 음악사에서 가장 상징적이고 낭만적인 한 장면으로 꼽힙니다.</w:t>
+        <w:t>1963년 세상에 울려 퍼진 이 음반은 청년 밥 딜런이 통기타 한 대와 하모니카, 그리고 시적 영혼만으로 20세기 포크 음악의 새로운 지평을 활짝 열어젖힌 기념비적 걸작입니다. 눈 덮인 그리니치 빌리지의 차가운 거리를 연인 수즈 로톨로와 함께 다정히 걸어가는 앨범 재킷처럼, 거친 바람 속에서도 꺼지지 않는 청춘의 온기와 시대를 관통하는 날카로운 통찰을 품고 있습니다. 낭만과 저항, 서정성과 시대정신이 가장 완벽한 앙상블을 이루며 듣는 이의 가슴속 깊은 울림을 자아내는 불멸의 명반입니다.</w:t>
       </w:r>
     </w:p>
     <w:p>
       <w:pPr>
-        <w:spacing w:line="312" w:lineRule="auto" w:after="120"/>
+        <w:spacing w:line="324" w:lineRule="auto" w:before="200" w:after="80"/>
       </w:pPr>
+      <w:r>
+        <w:rPr w:rFonts="맑은 고딕">
+          <w:rFonts w:ascii="맑은 고딕" w:hAnsi="맑은 고딕" w:eastAsia="맑은 고딕"/>
+          <w:b/>
+          <w:color w:val="1E3A8A"/>
+          <w:sz w:val="24"/>
+        </w:rPr>
+        <w:t>1. 음반 데이터</w:t>
+      </w:r>
+    </w:p>
+    <w:p>
+      <w:pPr>
+        <w:spacing w:line="324" w:lineRule="auto" w:after="80"/>
+      </w:pPr>
+      <w:r>
+        <w:rPr w:rFonts="맑은 고딕">
+          <w:rFonts w:ascii="맑은 고딕" w:hAnsi="맑은 고딕" w:eastAsia="맑은 고딕"/>
+          <w:b w:val="0"/>
+          <w:color w:val="6B7280"/>
+          <w:sz w:val="21"/>
+        </w:rPr>
+        <w:t xml:space="preserve">· </w:t>
+      </w:r>
+      <w:r>
+        <w:rPr w:rFonts="맑은 고딕">
+          <w:rFonts w:ascii="맑은 고딕" w:hAnsi="맑은 고딕" w:eastAsia="맑은 고딕"/>
+          <w:b/>
+          <w:color w:val="1F2937"/>
+          <w:sz w:val="21"/>
+        </w:rPr>
+        <w:t xml:space="preserve">앨범명: </w:t>
+      </w:r>
       <w:r>
         <w:rPr w:rFonts="맑은 고딕">
           <w:rFonts w:ascii="맑은 고딕" w:hAnsi="맑은 고딕" w:eastAsia="맑은 고딕"/>
           <w:b w:val="0"/>
           <w:sz w:val="21"/>
         </w:rPr>
-        <w:t>본 작의 독보적인 음악적 가치는 날카로운 사회적 의식과 절묘하게 결합된 시적 가사에 있습니다. 민권 운동과 반전(反戰)의 메시지를 담은 &lt;Blowin' in the Wind&gt;는 시대의 아픔을 관통하며 1960년대 저항 운동의 상징적인 송가가 되었으며, 냉전 시대의 핵전쟁 공포를 압도적인 묵시록적 은유로 그려낸 &lt;A Hard Rain's a-Gonna Fall&gt;과 군수 산업체를 매섭게 비판한 &lt;Masters of War&gt;는 딜런이 훗날 대중음악가 최초로 노벨 문학상을 수상하게 된 당위성을 선명하게 증명합니다. 단순한 노랫말을 넘어 문학의 영역으로 승화된 그의 언어는 당대 음악계에 커다란 충격을 선사했습니다.</w:t>
+        <w:t>The Freewheelin' Bob Dylan</w:t>
       </w:r>
     </w:p>
     <w:p>
       <w:pPr>
-        <w:spacing w:line="312" w:lineRule="auto" w:after="120"/>
+        <w:spacing w:line="324" w:lineRule="auto" w:after="80"/>
       </w:pPr>
+      <w:r>
+        <w:rPr w:rFonts="맑은 고딕">
+          <w:rFonts w:ascii="맑은 고딕" w:hAnsi="맑은 고딕" w:eastAsia="맑은 고딕"/>
+          <w:b w:val="0"/>
+          <w:color w:val="6B7280"/>
+          <w:sz w:val="21"/>
+        </w:rPr>
+        <w:t xml:space="preserve">· </w:t>
+      </w:r>
+      <w:r>
+        <w:rPr w:rFonts="맑은 고딕">
+          <w:rFonts w:ascii="맑은 고딕" w:hAnsi="맑은 고딕" w:eastAsia="맑은 고딕"/>
+          <w:b/>
+          <w:color w:val="1F2937"/>
+          <w:sz w:val="21"/>
+        </w:rPr>
+        <w:t xml:space="preserve">아티스트: </w:t>
+      </w:r>
       <w:r>
         <w:rPr w:rFonts="맑은 고딕">
           <w:rFonts w:ascii="맑은 고딕" w:hAnsi="맑은 고딕" w:eastAsia="맑은 고딕"/>
           <w:b w:val="0"/>
           <w:sz w:val="21"/>
         </w:rPr>
-        <w:t>연주와 보컬 면에서는 거칠지만 거부할 수 없는 순수한 진정성이 빛을 발합니다. 화려한 세션 없이 어쿠스틱 기타와 하모니카, 그리고 특유의 투박하면서도 울림이 깊은 보컬만으로 음반 전체를 주도하며 미니멀리즘의 미학을 보여줍니다. 정밀한 사회 비판곡들 사이로 시린 그리움을 노래한 &lt;Girl from the North Country&gt;나, 이별의 씁쓸함을 위트 있게 담아낸 &lt;Don't Think Twice, It's All Right&gt; 같은 서정적인 포크 발라드는 음반에 감성적인 깊이를 더해줍니다.</w:t>
+        <w:t>Bob Dylan (밥 딜런)</w:t>
       </w:r>
     </w:p>
     <w:p>
       <w:pPr>
-        <w:spacing w:line="312" w:lineRule="auto" w:after="120"/>
+        <w:spacing w:line="324" w:lineRule="auto" w:after="80"/>
       </w:pPr>
+      <w:r>
+        <w:rPr w:rFonts="맑은 고딕">
+          <w:rFonts w:ascii="맑은 고딕" w:hAnsi="맑은 고딕" w:eastAsia="맑은 고딕"/>
+          <w:b w:val="0"/>
+          <w:color w:val="6B7280"/>
+          <w:sz w:val="21"/>
+        </w:rPr>
+        <w:t xml:space="preserve">· </w:t>
+      </w:r>
+      <w:r>
+        <w:rPr w:rFonts="맑은 고딕">
+          <w:rFonts w:ascii="맑은 고딕" w:hAnsi="맑은 고딕" w:eastAsia="맑은 고딕"/>
+          <w:b/>
+          <w:color w:val="1F2937"/>
+          <w:sz w:val="21"/>
+        </w:rPr>
+        <w:t xml:space="preserve">발매 정보: </w:t>
+      </w:r>
       <w:r>
         <w:rPr w:rFonts="맑은 고딕">
           <w:rFonts w:ascii="맑은 고딕" w:hAnsi="맑은 고딕" w:eastAsia="맑은 고딕"/>
           <w:b w:val="0"/>
           <w:sz w:val="21"/>
         </w:rPr>
-        <w:t>LP 판이 회전하며 피어오르는 미세한 타닥거림 속에서 흘러나오는 밥 딜런의 하모니카 소리와 정갈한 기타 핑거링은 청자에게 1960년대 그리니치 빌리지의 작은 라이브 클럽 한구석에 앉아 있는 듯한 깊은 아날로그적 몰입감을 선사합니다. 시대의 격랑 속에서 피어난 청춘의 불안, 사랑, 그리고 정의에 대한 울림을 담은 이 음반은 LP로 감상할 때 비로소 그 시대적 온기를 온전히 느껴볼 수 있는 명반 중의 명반입니다.</w:t>
+        <w:t>1963년 5월 27일 컬럼비아 레코드(Columbia Records)를 통해 발매된 밥 딜런의 정규 2집으로, 전통 민요 리메이크 위주였던 데뷔작과 달리 대부분의 수록곡을 자작곡으로 채워 진정한 싱어송라이터의 탄생을 알린 음반입니다.</w:t>
+      </w:r>
+    </w:p>
+    <w:p>
+      <w:pPr>
+        <w:spacing w:line="324" w:lineRule="auto" w:after="80"/>
+      </w:pPr>
+      <w:r>
+        <w:rPr w:rFonts="맑은 고딕">
+          <w:rFonts w:ascii="맑은 고딕" w:hAnsi="맑은 고딕" w:eastAsia="맑은 고딕"/>
+          <w:b w:val="0"/>
+          <w:color w:val="6B7280"/>
+          <w:sz w:val="21"/>
+        </w:rPr>
+        <w:t xml:space="preserve">· </w:t>
+      </w:r>
+      <w:r>
+        <w:rPr w:rFonts="맑은 고딕">
+          <w:rFonts w:ascii="맑은 고딕" w:hAnsi="맑은 고딕" w:eastAsia="맑은 고딕"/>
+          <w:b/>
+          <w:color w:val="1F2937"/>
+          <w:sz w:val="21"/>
+        </w:rPr>
+        <w:t xml:space="preserve">LP 인기도(판매량): </w:t>
+      </w:r>
+      <w:r>
+        <w:rPr w:rFonts="맑은 고딕">
+          <w:rFonts w:ascii="맑은 고딕" w:hAnsi="맑은 고딕" w:eastAsia="맑은 고딕"/>
+          <w:b w:val="0"/>
+          <w:sz w:val="21"/>
+        </w:rPr>
+        <w:t>발매 직후 평단과 대중의 뜨거운 지지를 얻어 미국 빌보드 200 차트 22위에 올랐으며, 이듬해 영국 앨범 차트에서는 당당히 1위를 기록하고 미국 음반 산업 협회(RIAA) 플래티넘 인증을 획득하는 등 상업적으로도 눈부신 성공을 거두었습니다.</w:t>
+      </w:r>
+    </w:p>
+    <w:p>
+      <w:pPr>
+        <w:spacing w:line="324" w:lineRule="auto" w:after="80"/>
+      </w:pPr>
+      <w:r>
+        <w:rPr w:rFonts="맑은 고딕">
+          <w:rFonts w:ascii="맑은 고딕" w:hAnsi="맑은 고딕" w:eastAsia="맑은 고딕"/>
+          <w:b w:val="0"/>
+          <w:color w:val="6B7280"/>
+          <w:sz w:val="21"/>
+        </w:rPr>
+        <w:t xml:space="preserve">· </w:t>
+      </w:r>
+      <w:r>
+        <w:rPr w:rFonts="맑은 고딕">
+          <w:rFonts w:ascii="맑은 고딕" w:hAnsi="맑은 고딕" w:eastAsia="맑은 고딕"/>
+          <w:b/>
+          <w:color w:val="1F2937"/>
+          <w:sz w:val="21"/>
+        </w:rPr>
+        <w:t xml:space="preserve">각종 수상경력: </w:t>
+      </w:r>
+      <w:r>
+        <w:rPr w:rFonts="맑은 고딕">
+          <w:rFonts w:ascii="맑은 고딕" w:hAnsi="맑은 고딕" w:eastAsia="맑은 고딕"/>
+          <w:b w:val="0"/>
+          <w:sz w:val="21"/>
+        </w:rPr>
+        <w:t>롤링 스톤 선정 '역대 최고의 앨범 500선' 상위권에 항구적으로 랭크되었으며, 2002년 미 의회도서관 국립 녹음 등재물(National Recording Registry)에 영구 보존 등록되는 등 포크와 대중음악사에 불멸의 금자탑으로 공인받았습니다.</w:t>
+      </w:r>
+    </w:p>
+    <w:p>
+      <w:pPr>
+        <w:spacing w:line="324" w:lineRule="auto" w:before="200" w:after="80"/>
+      </w:pPr>
+      <w:r>
+        <w:rPr w:rFonts="맑은 고딕">
+          <w:rFonts w:ascii="맑은 고딕" w:hAnsi="맑은 고딕" w:eastAsia="맑은 고딕"/>
+          <w:b/>
+          <w:color w:val="1E3A8A"/>
+          <w:sz w:val="24"/>
+        </w:rPr>
+        <w:t>2. 아티스트 정보</w:t>
+      </w:r>
+    </w:p>
+    <w:p>
+      <w:pPr>
+        <w:spacing w:line="324" w:lineRule="auto" w:after="80"/>
+      </w:pPr>
+      <w:r>
+        <w:rPr w:rFonts="맑은 고딕">
+          <w:rFonts w:ascii="맑은 고딕" w:hAnsi="맑은 고딕" w:eastAsia="맑은 고딕"/>
+          <w:b w:val="0"/>
+          <w:color w:val="6B7280"/>
+          <w:sz w:val="21"/>
+        </w:rPr>
+        <w:t xml:space="preserve">· </w:t>
+      </w:r>
+      <w:r>
+        <w:rPr w:rFonts="맑은 고딕">
+          <w:rFonts w:ascii="맑은 고딕" w:hAnsi="맑은 고딕" w:eastAsia="맑은 고딕"/>
+          <w:b/>
+          <w:color w:val="1F2937"/>
+          <w:sz w:val="21"/>
+        </w:rPr>
+        <w:t xml:space="preserve">국적: </w:t>
+      </w:r>
+      <w:r>
+        <w:rPr w:rFonts="맑은 고딕">
+          <w:rFonts w:ascii="맑은 고딕" w:hAnsi="맑은 고딕" w:eastAsia="맑은 고딕"/>
+          <w:b w:val="0"/>
+          <w:sz w:val="21"/>
+        </w:rPr>
+        <w:t>미국 (미네소타주 덜루스 출생)</w:t>
+      </w:r>
+    </w:p>
+    <w:p>
+      <w:pPr>
+        <w:spacing w:line="324" w:lineRule="auto" w:after="80"/>
+      </w:pPr>
+      <w:r>
+        <w:rPr w:rFonts="맑은 고딕">
+          <w:rFonts w:ascii="맑은 고딕" w:hAnsi="맑은 고딕" w:eastAsia="맑은 고딕"/>
+          <w:b w:val="0"/>
+          <w:color w:val="6B7280"/>
+          <w:sz w:val="21"/>
+        </w:rPr>
+        <w:t xml:space="preserve">· </w:t>
+      </w:r>
+      <w:r>
+        <w:rPr w:rFonts="맑은 고딕">
+          <w:rFonts w:ascii="맑은 고딕" w:hAnsi="맑은 고딕" w:eastAsia="맑은 고딕"/>
+          <w:b/>
+          <w:color w:val="1F2937"/>
+          <w:sz w:val="21"/>
+        </w:rPr>
+        <w:t xml:space="preserve">생몰년도: </w:t>
+      </w:r>
+      <w:r>
+        <w:rPr w:rFonts="맑은 고딕">
+          <w:rFonts w:ascii="맑은 고딕" w:hAnsi="맑은 고딕" w:eastAsia="맑은 고딕"/>
+          <w:b w:val="0"/>
+          <w:sz w:val="21"/>
+        </w:rPr>
+        <w:t>1941년 5월 24일 ~ 현재</w:t>
+      </w:r>
+    </w:p>
+    <w:p>
+      <w:pPr>
+        <w:spacing w:line="324" w:lineRule="auto" w:after="80"/>
+      </w:pPr>
+      <w:r>
+        <w:rPr w:rFonts="맑은 고딕">
+          <w:rFonts w:ascii="맑은 고딕" w:hAnsi="맑은 고딕" w:eastAsia="맑은 고딕"/>
+          <w:b w:val="0"/>
+          <w:color w:val="6B7280"/>
+          <w:sz w:val="21"/>
+        </w:rPr>
+        <w:t xml:space="preserve">· </w:t>
+      </w:r>
+      <w:r>
+        <w:rPr w:rFonts="맑은 고딕">
+          <w:rFonts w:ascii="맑은 고딕" w:hAnsi="맑은 고딕" w:eastAsia="맑은 고딕"/>
+          <w:b/>
+          <w:color w:val="1F2937"/>
+          <w:sz w:val="21"/>
+        </w:rPr>
+        <w:t xml:space="preserve">그룹 소속: </w:t>
+      </w:r>
+      <w:r>
+        <w:rPr w:rFonts="맑은 고딕">
+          <w:rFonts w:ascii="맑은 고딕" w:hAnsi="맑은 고딕" w:eastAsia="맑은 고딕"/>
+          <w:b w:val="0"/>
+          <w:sz w:val="21"/>
+        </w:rPr>
+        <w:t>솔로</w:t>
+      </w:r>
+    </w:p>
+    <w:p>
+      <w:pPr>
+        <w:spacing w:line="324" w:lineRule="auto" w:after="80"/>
+      </w:pPr>
+      <w:r>
+        <w:rPr w:rFonts="맑은 고딕">
+          <w:rFonts w:ascii="맑은 고딕" w:hAnsi="맑은 고딕" w:eastAsia="맑은 고딕"/>
+          <w:b w:val="0"/>
+          <w:color w:val="6B7280"/>
+          <w:sz w:val="21"/>
+        </w:rPr>
+        <w:t xml:space="preserve">· </w:t>
+      </w:r>
+      <w:r>
+        <w:rPr w:rFonts="맑은 고딕">
+          <w:rFonts w:ascii="맑은 고딕" w:hAnsi="맑은 고딕" w:eastAsia="맑은 고딕"/>
+          <w:b/>
+          <w:color w:val="1F2937"/>
+          <w:sz w:val="21"/>
+        </w:rPr>
+        <w:t xml:space="preserve">아티스트 소개: </w:t>
+      </w:r>
+      <w:r>
+        <w:rPr w:rFonts="맑은 고딕">
+          <w:rFonts w:ascii="맑은 고딕" w:hAnsi="맑은 고딕" w:eastAsia="맑은 고딕"/>
+          <w:b w:val="0"/>
+          <w:sz w:val="21"/>
+        </w:rPr>
+        <w:t>밥 딜런은 단순한 대중음악가의 한계를 뛰어넘어 포크와 록의 경계를 허물고 노랫말을 순수 문학의 경지로 끌어올린 20세기 문화의 거장입니다. 시대의 모순을 응시하는 예리한 예언자적 시선과 영혼을 관통하는 은유를 통해 2016년 대중음악인 최초로 노벨 문학상을 수상하며 인류 문화사에 지울 수 없는 족적을 남겼습니다.</w:t>
+      </w:r>
+    </w:p>
+    <w:p>
+      <w:pPr>
+        <w:spacing w:line="324" w:lineRule="auto" w:before="200" w:after="80"/>
+      </w:pPr>
+      <w:r>
+        <w:rPr w:rFonts="맑은 고딕">
+          <w:rFonts w:ascii="맑은 고딕" w:hAnsi="맑은 고딕" w:eastAsia="맑은 고딕"/>
+          <w:b/>
+          <w:color w:val="1E3A8A"/>
+          <w:sz w:val="24"/>
+        </w:rPr>
+        <w:t>3. 음반 상세 분석</w:t>
+      </w:r>
+    </w:p>
+    <w:p>
+      <w:pPr>
+        <w:spacing w:line="324" w:lineRule="auto" w:after="80"/>
+      </w:pPr>
+      <w:r>
+        <w:rPr w:rFonts="맑은 고딕">
+          <w:rFonts w:ascii="맑은 고딕" w:hAnsi="맑은 고딕" w:eastAsia="맑은 고딕"/>
+          <w:b w:val="0"/>
+          <w:color w:val="6B7280"/>
+          <w:sz w:val="21"/>
+        </w:rPr>
+        <w:t xml:space="preserve">· </w:t>
+      </w:r>
+      <w:r>
+        <w:rPr w:rFonts="맑은 고딕">
+          <w:rFonts w:ascii="맑은 고딕" w:hAnsi="맑은 고딕" w:eastAsia="맑은 고딕"/>
+          <w:b/>
+          <w:color w:val="1F2937"/>
+          <w:sz w:val="21"/>
+        </w:rPr>
+        <w:t xml:space="preserve">역사적 위치: </w:t>
+      </w:r>
+      <w:r>
+        <w:rPr w:rFonts="맑은 고딕">
+          <w:rFonts w:ascii="맑은 고딕" w:hAnsi="맑은 고딕" w:eastAsia="맑은 고딕"/>
+          <w:b w:val="0"/>
+          <w:sz w:val="21"/>
+        </w:rPr>
+        <w:t>본 작은 1960년대 초반 미국 포크 리바이벌 운동의 정점을 찍음과 동시에, 싱어송라이터라는 개념을 팝 음악계의 확고한 주류로 정립시킨 역사적 분수령입니다. 전통 민요의 답습에 머물던 포크 음악에 자작시와 동시대적 고뇌를 불어넣음으로써 팝 음악이 철학적 사유와 예술적 품격을 온전히 담아낼 수 있음을 입증한 불후의 완성도를 지닙니다.</w:t>
+      </w:r>
+    </w:p>
+    <w:p>
+      <w:pPr>
+        <w:spacing w:line="324" w:lineRule="auto" w:after="80"/>
+      </w:pPr>
+      <w:r>
+        <w:rPr w:rFonts="맑은 고딕">
+          <w:rFonts w:ascii="맑은 고딕" w:hAnsi="맑은 고딕" w:eastAsia="맑은 고딕"/>
+          <w:b w:val="0"/>
+          <w:color w:val="6B7280"/>
+          <w:sz w:val="21"/>
+        </w:rPr>
+        <w:t xml:space="preserve">· </w:t>
+      </w:r>
+      <w:r>
+        <w:rPr w:rFonts="맑은 고딕">
+          <w:rFonts w:ascii="맑은 고딕" w:hAnsi="맑은 고딕" w:eastAsia="맑은 고딕"/>
+          <w:b/>
+          <w:color w:val="1F2937"/>
+          <w:sz w:val="21"/>
+        </w:rPr>
+        <w:t xml:space="preserve">시대의 흔적(스토리텔링): </w:t>
+      </w:r>
+      <w:r>
+        <w:rPr w:rFonts="맑은 고딕">
+          <w:rFonts w:ascii="맑은 고딕" w:hAnsi="맑은 고딕" w:eastAsia="맑은 고딕"/>
+          <w:b w:val="0"/>
+          <w:sz w:val="21"/>
+        </w:rPr>
+        <w:t>쿠바 미사일 위기와 흑인 민권 운동의 거대한 격랑 속에서 불안과 희망이 교차하던 1960년대 초반, 뉴욕 그리니치 빌리지의 낭만과 청춘들의 고뇌가 앨범 전체에 짙게 배어 있습니다. 혹한의 겨울바람을 가르며 어깨를 기댄 연인의 모습은 냉전의 그늘 아래 방황하면서도 새로운 시대를 향해 뚜벅뚜벅 걸어가던 당대 청년들의 순수와 열정을 고스란히 웅변합니다.</w:t>
+      </w:r>
+    </w:p>
+    <w:p>
+      <w:pPr>
+        <w:spacing w:line="324" w:lineRule="auto" w:before="200" w:after="80"/>
+      </w:pPr>
+      <w:r>
+        <w:rPr w:rFonts="맑은 고딕">
+          <w:rFonts w:ascii="맑은 고딕" w:hAnsi="맑은 고딕" w:eastAsia="맑은 고딕"/>
+          <w:b/>
+          <w:color w:val="1E3A8A"/>
+          <w:sz w:val="24"/>
+        </w:rPr>
+        <w:t>4. 주요 수록곡 및 감상 제언</w:t>
+      </w:r>
+    </w:p>
+    <w:p>
+      <w:pPr>
+        <w:spacing w:line="324" w:lineRule="auto" w:after="80"/>
+      </w:pPr>
+      <w:r>
+        <w:rPr w:rFonts="맑은 고딕">
+          <w:rFonts w:ascii="맑은 고딕" w:hAnsi="맑은 고딕" w:eastAsia="맑은 고딕"/>
+          <w:b w:val="0"/>
+          <w:color w:val="6B7280"/>
+          <w:sz w:val="21"/>
+        </w:rPr>
+        <w:t xml:space="preserve">· </w:t>
+      </w:r>
+      <w:r>
+        <w:rPr w:rFonts="맑은 고딕">
+          <w:rFonts w:ascii="맑은 고딕" w:hAnsi="맑은 고딕" w:eastAsia="맑은 고딕"/>
+          <w:b/>
+          <w:color w:val="1F2937"/>
+          <w:sz w:val="21"/>
+        </w:rPr>
+        <w:t xml:space="preserve">주요 수록곡 특징: </w:t>
+      </w:r>
+      <w:r>
+        <w:rPr w:rFonts="맑은 고딕">
+          <w:rFonts w:ascii="맑은 고딕" w:hAnsi="맑은 고딕" w:eastAsia="맑은 고딕"/>
+          <w:b w:val="0"/>
+          <w:sz w:val="21"/>
+        </w:rPr>
+        <w:t>시대를 초월한 평화의 송가이자 철학적 질문을 던지는 명곡 'Blowin' in the Wind', 핵전쟁의 공포와 냉전의 종말론적 불안을 환상적인 시어로 풀어낸 대서사시 'A Hard Rain's a-Gonna Fall', 그리고 담담한 이별의 애수와 서정을 포크의 선율에 녹여낸 'Don't Think Twice, It's All Right' 등은 언어와 멜로디가 빚어낸 찬란한 예술적 절정을 선사합니다.</w:t>
+      </w:r>
+    </w:p>
+    <w:p>
+      <w:pPr>
+        <w:spacing w:line="324" w:lineRule="auto" w:after="80"/>
+      </w:pPr>
+      <w:r>
+        <w:rPr w:rFonts="맑은 고딕">
+          <w:rFonts w:ascii="맑은 고딕" w:hAnsi="맑은 고딕" w:eastAsia="맑은 고딕"/>
+          <w:b w:val="0"/>
+          <w:color w:val="6B7280"/>
+          <w:sz w:val="21"/>
+        </w:rPr>
+        <w:t xml:space="preserve">· </w:t>
+      </w:r>
+      <w:r>
+        <w:rPr w:rFonts="맑은 고딕">
+          <w:rFonts w:ascii="맑은 고딕" w:hAnsi="맑은 고딕" w:eastAsia="맑은 고딕"/>
+          <w:b/>
+          <w:color w:val="1F2937"/>
+          <w:sz w:val="21"/>
+        </w:rPr>
+        <w:t xml:space="preserve">빈티지 감상 제언: </w:t>
+      </w:r>
+      <w:r>
+        <w:rPr w:rFonts="맑은 고딕">
+          <w:rFonts w:ascii="맑은 고딕" w:hAnsi="맑은 고딕" w:eastAsia="맑은 고딕"/>
+          <w:b w:val="0"/>
+          <w:sz w:val="21"/>
+        </w:rPr>
+        <w:t>턴테이블의 바늘이 소리골을 타는 순간 흘러나오는 밥 딜런의 투박하면서도 날 것 그대로의 비음, 그리고 진공관 앰프를 통해 울려 퍼지는 통기타의 바디 울림과 서글픈 하모니카 음색은 아날로그 LP 매체에서만 만날 수 있는 독보적인 정취를 자랑합니다. 모노 카트리지나 질감 좋은 진공관 시스템에서 감상할 때, 마치 1963년 그리니치 빌리지의 소박한 카페 한구석에서 청년 딜런과 단둘이 마주 앉아 숨결을 나누는 듯한 생생한 공간감을 온몸으로 체감할 수 있습니다.</w:t>
+      </w:r>
+    </w:p>
+    <w:p>
+      <w:pPr>
+        <w:spacing w:line="324" w:lineRule="auto" w:after="80"/>
+      </w:pPr>
+      <w:r>
+        <w:rPr w:rFonts="맑은 고딕">
+          <w:rFonts w:ascii="맑은 고딕" w:hAnsi="맑은 고딕" w:eastAsia="맑은 고딕"/>
+          <w:b w:val="0"/>
+          <w:color w:val="6B7280"/>
+          <w:sz w:val="21"/>
+        </w:rPr>
+        <w:t xml:space="preserve">· </w:t>
+      </w:r>
+      <w:r>
+        <w:rPr w:rFonts="맑은 고딕">
+          <w:rFonts w:ascii="맑은 고딕" w:hAnsi="맑은 고딕" w:eastAsia="맑은 고딕"/>
+          <w:b/>
+          <w:color w:val="1F2937"/>
+          <w:sz w:val="21"/>
+        </w:rPr>
+        <w:t xml:space="preserve">소장 가치: </w:t>
+      </w:r>
+      <w:r>
+        <w:rPr w:rFonts="맑은 고딕">
+          <w:rFonts w:ascii="맑은 고딕" w:hAnsi="맑은 고딕" w:eastAsia="맑은 고딕"/>
+          <w:b w:val="0"/>
+          <w:sz w:val="21"/>
+        </w:rPr>
+        <w:t>대중음악이 문학의 경지에 도달한 역사적 기점을 기록한 음반이자, 초창기 밥 딜런의 순수한 청년 정신이 가장 오롯이 박제된 필청반으로서 그 소장 가치는 값을 매길 수 없습니다. 시대를 풍미한 아이코닉한 앨범 커버 아트워크와 진한 아날로그 사운드의 정취는 모든 LP 애호가의 서가 한가운데에 가장 숭고하게 자리해야 마땅한 불멸의 보물입니다.</w:t>
+      </w:r>
+    </w:p>
+    <w:p>
+      <w:pPr>
+        <w:spacing w:line="324" w:lineRule="auto" w:after="120" w:before="160"/>
+      </w:pPr>
+      <w:r>
+        <w:rPr w:rFonts="맑은 고딕">
+          <w:rFonts w:ascii="맑은 고딕" w:hAnsi="맑은 고딕" w:eastAsia="맑은 고딕"/>
+          <w:b/>
+          <w:color w:val="4338CA"/>
+          <w:sz w:val="21"/>
+        </w:rPr>
+        <w:t>이 음반을 통해 차가운 겨울바람을 뚫고 피어난 청춘의 서정과 통기타 한 대가 전해주는 감동을 다시 한번 경험해 보시는 것은 어떨까요?</w:t>
       </w:r>
     </w:p>
     <w:sectPr>
       <w:pgSz w:w="12240" w:h="15840"/>
-      <w:pgMar w:top="1440" w:right="1440" w:bottom="1440" w:left="1440" w:header="720" w:footer="720" w:gutter="0"/>
+      <w:pgMar w:top="1152" w:right="1296" w:bottom="1152" w:left="1296" w:header="720" w:footer="720" w:gutter="0"/>
       <w:cols w:space="720"/>
       <w:docGrid w:linePitch="360"/>
     </w:sectPr>

--- a/word_reports/LP_0087_위치_457_Bob Dylan_The Freewheelin.docx
+++ b/word_reports/LP_0087_위치_457_Bob Dylan_The Freewheelin.docx
@@ -32,7 +32,7 @@
     </w:p>
     <w:p>
       <w:pPr>
-        <w:spacing w:line="324" w:lineRule="auto" w:before="80" w:after="160"/>
+        <w:spacing w:line="324" w:lineRule="auto" w:before="80" w:after="120"/>
       </w:pPr>
       <w:r>
         <w:rPr w:rFonts="맑은 고딕">
@@ -42,13 +42,6 @@
           <w:sz w:val="22"/>
         </w:rPr>
         <w:t xml:space="preserve">[음반 소개] </w:t>
-      </w:r>
-      <w:r>
-        <w:rPr w:rFonts="맑은 고딕">
-          <w:rFonts w:ascii="맑은 고딕" w:hAnsi="맑은 고딕" w:eastAsia="맑은 고딕"/>
-          <w:b w:val="0"/>
-          <w:sz w:val="21"/>
-        </w:rPr>
       </w:r>
     </w:p>
     <w:p>
@@ -61,7 +54,33 @@
           <w:b w:val="0"/>
           <w:sz w:val="21"/>
         </w:rPr>
-        <w:t>1963년 세상에 울려 퍼진 이 음반은 청년 밥 딜런이 통기타 한 대와 하모니카, 그리고 시적 영혼만으로 20세기 포크 음악의 새로운 지평을 활짝 열어젖힌 기념비적 걸작입니다. 눈 덮인 그리니치 빌리지의 차가운 거리를 연인 수즈 로톨로와 함께 다정히 걸어가는 앨범 재킷처럼, 거친 바람 속에서도 꺼지지 않는 청춘의 온기와 시대를 관통하는 날카로운 통찰을 품고 있습니다. 낭만과 저항, 서정성과 시대정신이 가장 완벽한 앙상블을 이루며 듣는 이의 가슴속 깊은 울림을 자아내는 불멸의 명반입니다.</w:t>
+        <w:t>1963년 5월, 뉴욕 그리니치 빌리지의 서늘한 바람 속에서 대중음악사의 거대한 지각변동을 알리는 한 장의 앨범이 세상에 태어났습니다. 밥 딜런의 정규 2집 《The Freewheelin' Bob Dylan》은 전통 민요의 재해석에 머물렀던 전작의 아쉬움을 단숨에 털어내고, 오직 청년 딜런 자신의 날카로운 시선과 내밀한 영혼의 언어로 채워 넣은 기념비적인 걸작입니다. 낡은 통기타 하나와 하모니카 홀더를 목에 건 20대 초반의 무명 청년은 이 앨범을 통해 단순한 포크 가수를 넘어, 시대를 통찰하고 역사를 호명하는 위대한 '음유시인'으로 비상하게 됩니다.</w:t>
+      </w:r>
+    </w:p>
+    <w:p>
+      <w:pPr>
+        <w:spacing w:line="324" w:lineRule="auto" w:after="120"/>
+      </w:pPr>
+      <w:r>
+        <w:rPr w:rFonts="맑은 고딕">
+          <w:rFonts w:ascii="맑은 고딕" w:hAnsi="맑은 고딕" w:eastAsia="맑은 고딕"/>
+          <w:b w:val="0"/>
+          <w:sz w:val="21"/>
+        </w:rPr>
+        <w:t>이 음반이 당대 음악계에 남긴 족적은 실로 찬연합니다. 당시 대중가요의 주류를 이루던 달콤한 사랑 노래의 범주를 과감히 깨부수고, 쿠바 미사일 위기로 촉발된 냉전의 공포, 인종 차별의 어두운 그림자, 부조리한 전쟁과 인간성 상실에 대한 통렬한 고뇌를 담아냈습니다. 그의 노랫말은 단순한 가사가 아닌 시대의 양심을 깨우는 준엄한 문학적 선언이었으며, 이는 팝 음악이 지적·예술적 사유의 정점에 도달할 수 있음을 증명한 최초의 순간이었습니다. 그의 메시지는 젊은 세대의 심장에 깊숙이 박히며 전 세계적인 사회 운동과 반전 평화의 불꽃을 지피는 도화선이 되었습니다.</w:t>
+      </w:r>
+    </w:p>
+    <w:p>
+      <w:pPr>
+        <w:spacing w:line="324" w:lineRule="auto" w:after="120"/>
+      </w:pPr>
+      <w:r>
+        <w:rPr w:rFonts="맑은 고딕">
+          <w:rFonts w:ascii="맑은 고딕" w:hAnsi="맑은 고딕" w:eastAsia="맑은 고딕"/>
+          <w:b w:val="0"/>
+          <w:sz w:val="21"/>
+        </w:rPr>
+        <w:t>그러나 이 음반의 매력이 서슬 퍼런 비판 의식에만 머무는 것은 아닙니다. 앨범 커버 속 눈 덮인 거리를 연인 수즈 로톨로와 어깨를 맞대고 걷는 청춘의 온기처럼, 음반 저변에는 짙은 서정성과 인간 본연의 고독이 유려하게 흐릅니다. 사랑의 덧없음과 이별의 담담한 수용, 삶의 방랑자로서 느끼는 쓸쓸함이 투박하지만 진실한 멜로디에 실려 애틋한 울림을 전합니다. 반세기가 지난 지금도 이 음반의 바늘을 올리는 순간 방 안을 가득 채우는 것은 박제된 과거의 기록이 아니라, 여전히 자유를 갈망하는 푸른 영혼의 뜨거운 숨결입니다.</w:t>
       </w:r>
     </w:p>
     <w:p>
@@ -168,7 +187,7 @@
           <w:b w:val="0"/>
           <w:sz w:val="21"/>
         </w:rPr>
-        <w:t>1963년 5월 27일 컬럼비아 레코드(Columbia Records)를 통해 발매된 밥 딜런의 정규 2집으로, 전통 민요 리메이크 위주였던 데뷔작과 달리 대부분의 수록곡을 자작곡으로 채워 진정한 싱어송라이터의 탄생을 알린 음반입니다.</w:t>
+        <w:t>1963년 5월 27일 컬럼비아 레코드(Columbia Records)를 통해 발매된 밥 딜런의 두 번째 정규 앨범으로, 싱어송라이터의 새로운 시대를 연 역사적 명반입니다.</w:t>
       </w:r>
     </w:p>
     <w:p>
@@ -199,7 +218,7 @@
           <w:b w:val="0"/>
           <w:sz w:val="21"/>
         </w:rPr>
-        <w:t>발매 직후 평단과 대중의 뜨거운 지지를 얻어 미국 빌보드 200 차트 22위에 올랐으며, 이듬해 영국 앨범 차트에서는 당당히 1위를 기록하고 미국 음반 산업 협회(RIAA) 플래티넘 인증을 획득하는 등 상업적으로도 눈부신 성공을 거두었습니다.</w:t>
+        <w:t>발매 당시 미국 빌보드 200 차트 22위를 기록하며 서서히 입소문을 탔고, 바다 건너 영국 앨범 차트에서는 1위를 석권했습니다. 이후 미국 음반 산업 협회(RIAA) 플래티넘(100만 장 이상) 인증을 받으며 전 세계적으로 수백만 장의 판매고를 기록했습니다.</w:t>
       </w:r>
     </w:p>
     <w:p>
@@ -230,7 +249,7 @@
           <w:b w:val="0"/>
           <w:sz w:val="21"/>
         </w:rPr>
-        <w:t>롤링 스톤 선정 '역대 최고의 앨범 500선' 상위권에 항구적으로 랭크되었으며, 2002년 미 의회도서관 국립 녹음 등재물(National Recording Registry)에 영구 보존 등록되는 등 포크와 대중음악사에 불멸의 금자탑으로 공인받았습니다.</w:t>
+        <w:t>2002년 영구적인 문화적·역사적 가치를 인정받아 미국 의회도서관 내셔널 레코딩 레지스트리(National Recording Registry)에 등재되었으며, 그래미 명예의 전당 헌액 및 롤링 스톤 선정 '역대 가장 위대한 앨범 500선' 최상위권에 확고히 자리 잡고 있습니다.</w:t>
       </w:r>
     </w:p>
     <w:p>
@@ -275,7 +294,7 @@
           <w:b w:val="0"/>
           <w:sz w:val="21"/>
         </w:rPr>
-        <w:t>미국 (미네소타주 덜루스 출생)</w:t>
+        <w:t>미국 (United States)</w:t>
       </w:r>
     </w:p>
     <w:p>
@@ -337,7 +356,7 @@
           <w:b w:val="0"/>
           <w:sz w:val="21"/>
         </w:rPr>
-        <w:t>솔로</w:t>
+        <w:t>솔로 (Solo)</w:t>
       </w:r>
     </w:p>
     <w:p>
@@ -368,7 +387,7 @@
           <w:b w:val="0"/>
           <w:sz w:val="21"/>
         </w:rPr>
-        <w:t>밥 딜런은 단순한 대중음악가의 한계를 뛰어넘어 포크와 록의 경계를 허물고 노랫말을 순수 문학의 경지로 끌어올린 20세기 문화의 거장입니다. 시대의 모순을 응시하는 예리한 예언자적 시선과 영혼을 관통하는 은유를 통해 2016년 대중음악인 최초로 노벨 문학상을 수상하며 인류 문화사에 지울 수 없는 족적을 남겼습니다.</w:t>
+        <w:t>대중음악인 최초로 노벨문학상을 수상하며 현대 음악을 문학의 경지로 끌어올린 거장입니다. 시대를 꿰뚫는 철학적 가사와 독창적인 음색으로 통기타와 하모니카 하나만으로 대중음악의 패러다임을 바꾼 20세기 최고의 아티스트입니다.</w:t>
       </w:r>
     </w:p>
     <w:p>
@@ -413,7 +432,7 @@
           <w:b w:val="0"/>
           <w:sz w:val="21"/>
         </w:rPr>
-        <w:t>본 작은 1960년대 초반 미국 포크 리바이벌 운동의 정점을 찍음과 동시에, 싱어송라이터라는 개념을 팝 음악계의 확고한 주류로 정립시킨 역사적 분수령입니다. 전통 민요의 답습에 머물던 포크 음악에 자작시와 동시대적 고뇌를 불어넣음으로써 팝 음악이 철학적 사유와 예술적 품격을 온전히 담아낼 수 있음을 입증한 불후의 완성도를 지닙니다.</w:t>
+        <w:t>포크 리바이벌을 현대적인 예술 형식으로 완성한 마스터피스이자, 비틀스를 비롯한 동시대 뮤지션들에게 가사의 문학적 깊이를 자각하게 만든 대중음악사의 결정적 분기점입니다.</w:t>
       </w:r>
     </w:p>
     <w:p>
@@ -444,7 +463,7 @@
           <w:b w:val="0"/>
           <w:sz w:val="21"/>
         </w:rPr>
-        <w:t>쿠바 미사일 위기와 흑인 민권 운동의 거대한 격랑 속에서 불안과 희망이 교차하던 1960년대 초반, 뉴욕 그리니치 빌리지의 낭만과 청춘들의 고뇌가 앨범 전체에 짙게 배어 있습니다. 혹한의 겨울바람을 가르며 어깨를 기댄 연인의 모습은 냉전의 그늘 아래 방황하면서도 새로운 시대를 향해 뚜벅뚜벅 걸어가던 당대 청년들의 순수와 열정을 고스란히 웅변합니다.</w:t>
+        <w:t>뉴욕 그리니치 빌리지의 차가운 겨울 거리, 얇은 재킷을 입은 딜런과 그의 뮤즈 수즈 로톨로의 다정한 모습은 1960년대 초반 불안과 낭만이 공존하던 청춘의 표상을 오롯이 담아내며 당대의 공기를 생생하게 증언합니다.</w:t>
       </w:r>
     </w:p>
     <w:p>
@@ -489,7 +508,7 @@
           <w:b w:val="0"/>
           <w:sz w:val="21"/>
         </w:rPr>
-        <w:t>시대를 초월한 평화의 송가이자 철학적 질문을 던지는 명곡 'Blowin' in the Wind', 핵전쟁의 공포와 냉전의 종말론적 불안을 환상적인 시어로 풀어낸 대서사시 'A Hard Rain's a-Gonna Fall', 그리고 담담한 이별의 애수와 서정을 포크의 선율에 녹여낸 'Don't Think Twice, It's All Right' 등은 언어와 멜로디가 빚어낸 찬란한 예술적 절정을 선사합니다.</w:t>
+        <w:t>자유와 평화의 송가이자 불멸의 명곡인 "Blowin' in the Wind", 냉전의 공포와 종말론적 비전을 묵시록적 시어로 직조한 "A Hard Rain's a-Gonna Fall", 지나간 사랑을 초연하고도 시린 감성으로 배웅하는 "Don't Think Twice, It's All Right" 등 문학적 서정성이 극에 달한 곡들이 포진해 있습니다.</w:t>
       </w:r>
     </w:p>
     <w:p>
@@ -520,7 +539,7 @@
           <w:b w:val="0"/>
           <w:sz w:val="21"/>
         </w:rPr>
-        <w:t>턴테이블의 바늘이 소리골을 타는 순간 흘러나오는 밥 딜런의 투박하면서도 날 것 그대로의 비음, 그리고 진공관 앰프를 통해 울려 퍼지는 통기타의 바디 울림과 서글픈 하모니카 음색은 아날로그 LP 매체에서만 만날 수 있는 독보적인 정취를 자랑합니다. 모노 카트리지나 질감 좋은 진공관 시스템에서 감상할 때, 마치 1963년 그리니치 빌리지의 소박한 카페 한구석에서 청년 딜런과 단둘이 마주 앉아 숨결을 나누는 듯한 생생한 공간감을 온몸으로 체감할 수 있습니다.</w:t>
+        <w:t>진공관 앰프의 부드러운 온기 속에서 턴테이블의 카트리지가 소리골을 스칠 때, 딜런의 투박한 음성과 어쿠스틱 기타 현의 찰나의 마찰음, 가슴을 저미는 하모니카의 고음이 한 공간에 실재하듯 입체적으로 살아납니다. 아날로그만이 전달할 수 있는 거칠면서도 따스한 공간감을 온전히 음미해 보시길 권합니다.</w:t>
       </w:r>
     </w:p>
     <w:p>
@@ -551,7 +570,7 @@
           <w:b w:val="0"/>
           <w:sz w:val="21"/>
         </w:rPr>
-        <w:t>대중음악이 문학의 경지에 도달한 역사적 기점을 기록한 음반이자, 초창기 밥 딜런의 순수한 청년 정신이 가장 오롯이 박제된 필청반으로서 그 소장 가치는 값을 매길 수 없습니다. 시대를 풍미한 아이코닉한 앨범 커버 아트워크와 진한 아날로그 사운드의 정취는 모든 LP 애호가의 서가 한가운데에 가장 숭고하게 자리해야 마땅한 불멸의 보물입니다.</w:t>
+        <w:t>청년 밥 딜런의 번뜩이는 천재성과 순수한 영혼이 고스란히 박제된 음반으로, 바이닐 컬렉터라면 라이브러리의 중심에 반드시 갖추어야 할 대체 불가능한 정통 포크의 성전입니다.</w:t>
       </w:r>
     </w:p>
     <w:p>
@@ -565,7 +584,7 @@
           <w:color w:val="4338CA"/>
           <w:sz w:val="21"/>
         </w:rPr>
-        <w:t>이 음반을 통해 차가운 겨울바람을 뚫고 피어난 청춘의 서정과 통기타 한 대가 전해주는 감동을 다시 한번 경험해 보시는 것은 어떨까요?</w:t>
+        <w:t>이 음반을 통해 턴테이블의 소리골을 타고 흐르는 청년 밥 딜런의 순수한 열정과 시대의 바람이 전해주는 감동을 다시 한번 경험해 보시는 것은 어떨까요?</w:t>
       </w:r>
     </w:p>
     <w:sectPr>
